--- a/_translations/fr/15_RFP_международная_верификация/01_Vendor_DD_Big4/RFP_Vendor_DD.docx
+++ b/_translations/fr/15_RFP_международная_верификация/01_Vendor_DD_Big4/RFP_Vendor_DD.docx
@@ -1421,7 +1421,7 @@
               <w:rPr>
                 <w:sz w:val="17"/>
               </w:rPr>
-              <w:t>50 %</w:t>
+              <w:t>50 %</w:t>
             </w:r>
           </w:p>
         </w:tc>
@@ -1459,7 +1459,7 @@
               <w:rPr>
                 <w:sz w:val="17"/>
               </w:rPr>
-              <w:t>30 %</w:t>
+              <w:t>30 %</w:t>
             </w:r>
           </w:p>
         </w:tc>
@@ -1497,7 +1497,7 @@
               <w:rPr>
                 <w:sz w:val="17"/>
               </w:rPr>
-              <w:t>20 %</w:t>
+              <w:t>20 %</w:t>
             </w:r>
           </w:p>
         </w:tc>
